--- a/워크시트/Secret_code_엔트리_워크시트.docx
+++ b/워크시트/Secret_code_엔트리_워크시트.docx
@@ -793,7 +793,7 @@
         <w:rPr>
           <w:sz w:val="22"/>
         </w:rPr>
-        <w:t>아래는 secret code.ent 파일 안에 들어있는 “스파이” 오브젝트의 블록 코드를 그대로 재현한 것입니다.</w:t>
+        <w:t>아래는 secret code.ent 파일을 엔트리 편집기에서 직접 불러와 캡처한 실제 화면입니다.</w:t>
       </w:r>
     </w:p>
     <w:p>
@@ -804,7 +804,7 @@
         <w:rPr>
           <w:sz w:val="18"/>
         </w:rPr>
-        <w:t>※ 색상은 실제 엔트리 편집기의 블록 카테고리를 참고해 스타일화하여 그린 것이며, ‘포함되어 있는지 확인’ 부분은 실제로는 문자열 길이를 비교하는 계산식으로 되어 있는 것을 이해하기 쉽게 풀어 표현했습니다.</w:t>
+        <w:t>※ ‘포함되어 있는지 확인’ 부분은 실제로는 문자열 길이를 비교하는 계산식으로 되어 있습니다.</w:t>
       </w:r>
     </w:p>
     <w:p>
@@ -821,7 +821,7 @@
       <w:r>
         <w:drawing>
           <wp:inline xmlns:a="http://schemas.openxmlformats.org/drawingml/2006/main" xmlns:pic="http://schemas.openxmlformats.org/drawingml/2006/picture">
-            <wp:extent cx="3960000" cy="2234571"/>
+            <wp:extent cx="3960000" cy="3225600"/>
             <wp:docPr id="3" name="Picture 3"/>
             <wp:cNvGraphicFramePr>
               <a:graphicFrameLocks noChangeAspect="1"/>
@@ -842,7 +842,7 @@
                   <pic:spPr>
                     <a:xfrm>
                       <a:off x="0" y="0"/>
-                      <a:ext cx="3960000" cy="2234571"/>
+                      <a:ext cx="3960000" cy="3225600"/>
                     </a:xfrm>
                     <a:prstGeom prst="rect"/>
                   </pic:spPr>
@@ -872,7 +872,7 @@
       <w:r>
         <w:drawing>
           <wp:inline xmlns:a="http://schemas.openxmlformats.org/drawingml/2006/main" xmlns:pic="http://schemas.openxmlformats.org/drawingml/2006/picture">
-            <wp:extent cx="4680000" cy="3276000"/>
+            <wp:extent cx="6100000" cy="2722510"/>
             <wp:docPr id="4" name="Picture 4"/>
             <wp:cNvGraphicFramePr>
               <a:graphicFrameLocks noChangeAspect="1"/>
@@ -893,7 +893,7 @@
                   <pic:spPr>
                     <a:xfrm>
                       <a:off x="0" y="0"/>
-                      <a:ext cx="4680000" cy="3276000"/>
+                      <a:ext cx="6100000" cy="2722510"/>
                     </a:xfrm>
                     <a:prstGeom prst="rect"/>
                   </pic:spPr>

--- a/워크시트/Secret_code_엔트리_워크시트.docx
+++ b/워크시트/Secret_code_엔트리_워크시트.docx
@@ -1449,6 +1449,281 @@
         <w:t>장소들을 순서대로 여러 개 말하면, 스파이가 그 순서대로 하나씩 이동하도록 만들어 보세요.</w:t>
       </w:r>
     </w:p>
+    <w:tbl>
+      <w:tblPr>
+        <w:tblW w:type="auto" w:w="0"/>
+        <w:jc w:val="center"/>
+        <w:tblLook w:firstColumn="1" w:firstRow="1" w:lastColumn="0" w:lastRow="0" w:noHBand="0" w:noVBand="1" w:val="04A0"/>
+        <w:tblBorders>
+          <w:top w:val="none" w:sz="0" w:space="0" w:color="auto"/>
+          <w:left w:val="none" w:sz="0" w:space="0" w:color="auto"/>
+          <w:bottom w:val="none" w:sz="0" w:space="0" w:color="auto"/>
+          <w:right w:val="none" w:sz="0" w:space="0" w:color="auto"/>
+          <w:insideH w:val="none" w:sz="0" w:space="0" w:color="auto"/>
+          <w:insideV w:val="none" w:sz="0" w:space="0" w:color="auto"/>
+        </w:tblBorders>
+      </w:tblPr>
+      <w:tblGrid>
+        <w:gridCol w:w="9638"/>
+      </w:tblGrid>
+      <w:tr>
+        <w:tc>
+          <w:tcPr>
+            <w:tcW w:type="dxa" w:w="9638"/>
+            <w:shd w:val="clear" w:color="auto" w:fill="1A1A2E"/>
+          </w:tcPr>
+          <w:p>
+            <w:pPr>
+              <w:pageBreakBefore/>
+              <w:jc w:val="center"/>
+            </w:pPr>
+            <w:r>
+              <w:rPr>
+                <w:b/>
+                <w:color w:val="FFFFFF"/>
+                <w:sz w:val="32"/>
+              </w:rPr>
+              <w:t>워크시트 — Secret code</w:t>
+            </w:r>
+          </w:p>
+        </w:tc>
+      </w:tr>
+    </w:tbl>
+    <w:p>
+      <w:r>
+        <w:rPr>
+          <w:b w:val="0"/>
+          <w:sz w:val="26"/>
+        </w:rPr>
+      </w:r>
+    </w:p>
+    <w:p>
+      <w:r>
+        <w:rPr>
+          <w:b/>
+          <w:sz w:val="26"/>
+        </w:rPr>
+        <w:t>이름:</w:t>
+      </w:r>
+    </w:p>
+    <w:p>
+      <w:pPr>
+        <w:pBdr>
+          <w:bottom w:val="single" w:sz="4" w:space="1" w:color="999999"/>
+        </w:pBdr>
+        <w:spacing w:after="280"/>
+      </w:pPr>
+      <w:r>
+        <w:rPr>
+          <w:b w:val="0"/>
+          <w:sz w:val="24"/>
+        </w:rPr>
+        <w:t xml:space="preserve"> </w:t>
+      </w:r>
+    </w:p>
+    <w:p>
+      <w:r>
+        <w:rPr>
+          <w:b/>
+          <w:sz w:val="26"/>
+        </w:rPr>
+        <w:t>날짜:</w:t>
+      </w:r>
+    </w:p>
+    <w:p>
+      <w:pPr>
+        <w:pBdr>
+          <w:bottom w:val="single" w:sz="4" w:space="1" w:color="999999"/>
+        </w:pBdr>
+        <w:spacing w:after="280"/>
+      </w:pPr>
+      <w:r>
+        <w:rPr>
+          <w:b w:val="0"/>
+          <w:sz w:val="24"/>
+        </w:rPr>
+        <w:t xml:space="preserve"> </w:t>
+      </w:r>
+    </w:p>
+    <w:p>
+      <w:r>
+        <w:rPr>
+          <w:b w:val="0"/>
+          <w:sz w:val="26"/>
+        </w:rPr>
+      </w:r>
+    </w:p>
+    <w:p>
+      <w:r>
+        <w:rPr>
+          <w:b/>
+          <w:sz w:val="26"/>
+        </w:rPr>
+        <w:t>1. 이 프로젝트가 '문장에 특정 단어가 포함되어 있는지' 확인하는 방법은 무엇인가요?</w:t>
+      </w:r>
+    </w:p>
+    <w:p>
+      <w:pPr>
+        <w:pBdr>
+          <w:bottom w:val="single" w:sz="4" w:space="1" w:color="999999"/>
+        </w:pBdr>
+        <w:spacing w:after="280"/>
+      </w:pPr>
+      <w:r>
+        <w:rPr>
+          <w:b w:val="0"/>
+          <w:sz w:val="24"/>
+        </w:rPr>
+        <w:t xml:space="preserve"> </w:t>
+      </w:r>
+    </w:p>
+    <w:p>
+      <w:pPr>
+        <w:pBdr>
+          <w:bottom w:val="single" w:sz="4" w:space="1" w:color="999999"/>
+        </w:pBdr>
+        <w:spacing w:after="280"/>
+      </w:pPr>
+      <w:r>
+        <w:rPr>
+          <w:b w:val="0"/>
+          <w:sz w:val="24"/>
+        </w:rPr>
+        <w:t xml:space="preserve"> </w:t>
+      </w:r>
+    </w:p>
+    <w:p>
+      <w:r>
+        <w:rPr>
+          <w:b/>
+          <w:sz w:val="26"/>
+        </w:rPr>
+        <w:t>2. 마이크에 대고 직접 '교회로 가줘'처럼 말해보고, 스파이가 잘 이동했는지 적어보세요.</w:t>
+      </w:r>
+    </w:p>
+    <w:p>
+      <w:pPr>
+        <w:pBdr>
+          <w:bottom w:val="single" w:sz="4" w:space="1" w:color="999999"/>
+        </w:pBdr>
+        <w:spacing w:after="280"/>
+      </w:pPr>
+      <w:r>
+        <w:rPr>
+          <w:b w:val="0"/>
+          <w:sz w:val="24"/>
+        </w:rPr>
+        <w:t xml:space="preserve"> </w:t>
+      </w:r>
+    </w:p>
+    <w:p>
+      <w:pPr>
+        <w:pBdr>
+          <w:bottom w:val="single" w:sz="4" w:space="1" w:color="999999"/>
+        </w:pBdr>
+        <w:spacing w:after="280"/>
+      </w:pPr>
+      <w:r>
+        <w:rPr>
+          <w:b w:val="0"/>
+          <w:sz w:val="24"/>
+        </w:rPr>
+        <w:t xml:space="preserve"> </w:t>
+      </w:r>
+    </w:p>
+    <w:p>
+      <w:r>
+        <w:rPr>
+          <w:b/>
+          <w:sz w:val="26"/>
+        </w:rPr>
+        <w:t>3. 키워드 인식과 문장 전체의 뜻을 이해하는 방식은 어떻게 다른가요?</w:t>
+      </w:r>
+    </w:p>
+    <w:p>
+      <w:pPr>
+        <w:pBdr>
+          <w:bottom w:val="single" w:sz="4" w:space="1" w:color="999999"/>
+        </w:pBdr>
+        <w:spacing w:after="280"/>
+      </w:pPr>
+      <w:r>
+        <w:rPr>
+          <w:b w:val="0"/>
+          <w:sz w:val="24"/>
+        </w:rPr>
+        <w:t xml:space="preserve"> </w:t>
+      </w:r>
+    </w:p>
+    <w:p>
+      <w:pPr>
+        <w:pBdr>
+          <w:bottom w:val="single" w:sz="4" w:space="1" w:color="999999"/>
+        </w:pBdr>
+        <w:spacing w:after="280"/>
+      </w:pPr>
+      <w:r>
+        <w:rPr>
+          <w:b w:val="0"/>
+          <w:sz w:val="24"/>
+        </w:rPr>
+        <w:t xml:space="preserve"> </w:t>
+      </w:r>
+    </w:p>
+    <w:p>
+      <w:r>
+        <w:rPr>
+          <w:b w:val="0"/>
+          <w:sz w:val="26"/>
+        </w:rPr>
+      </w:r>
+    </w:p>
+    <w:p>
+      <w:r>
+        <w:rPr>
+          <w:b/>
+          <w:sz w:val="26"/>
+        </w:rPr>
+        <w:t>오늘 배운 내용 체크리스트</w:t>
+      </w:r>
+    </w:p>
+    <w:p>
+      <w:r>
+        <w:rPr>
+          <w:b w:val="0"/>
+          <w:sz w:val="24"/>
+        </w:rPr>
+        <w:t>☐  '지정된장소로 이동하기' 나만의 블록이 하는 일을 설명할 수 있다</w:t>
+      </w:r>
+    </w:p>
+    <w:p>
+      <w:r>
+        <w:rPr>
+          <w:b w:val="0"/>
+          <w:sz w:val="24"/>
+        </w:rPr>
+        <w:t>☐  실제로 마이크로 4개 장소 이름을 말해보며 테스트했다</w:t>
+      </w:r>
+    </w:p>
+    <w:p>
+      <w:r>
+        <w:rPr>
+          <w:b w:val="0"/>
+          <w:sz w:val="24"/>
+        </w:rPr>
+        <w:t>☐  음성 인식이 소리 파형을 분석해 글자를 예측하는 원리를 이해했다</w:t>
+      </w:r>
+    </w:p>
+    <w:p>
+      <w:r>
+        <w:rPr>
+          <w:b w:val="0"/>
+          <w:sz w:val="24"/>
+        </w:rPr>
+        <w:t>☐  새로운 장소를 추가해 확장해봤다 (선택)</w:t>
+      </w:r>
+    </w:p>
+    <w:p/>
     <w:sectPr>
       <w:pgSz w:w="11906" w:h="16838"/>
       <w:pgMar w:top="850" w:right="1134" w:bottom="850" w:left="1134" w:header="720" w:footer="720" w:gutter="0"/>
